--- a/test/Iteration 3/06_Evidence_Register.docx
+++ b/test/Iteration 3/06_Evidence_Register.docx
@@ -12,7 +12,7 @@
     </w:p>
     <w:p>
       <w:r>
-        <w:t>Evidence collected against test-jiating at commit 39fd0d8 on 10 October 2026</w:t>
+        <w:t>Evidence through the defect-retest baseline 4740c2f on 11 October 2026</w:t>
       </w:r>
     </w:p>
     <w:p>
@@ -241,6 +241,126 @@
     </w:p>
     <w:p>
       <w:pPr>
+        <w:pStyle w:val="3"/>
+      </w:pPr>
+      <w:r>
+        <w:t>E-I3-11-01 — Retest baseline</w:t>
+      </w:r>
+    </w:p>
+    <w:p>
+      <w:pPr>
+        <w:pStyle w:val="23"/>
+      </w:pPr>
+      <w:r>
+        <w:t>Latest origin/master at 73da55b was merged into test-jiating; retest baseline commit 4740c2f.</w:t>
+      </w:r>
+    </w:p>
+    <w:p>
+      <w:pPr>
+        <w:pStyle w:val="23"/>
+      </w:pPr>
+      <w:r>
+        <w:t>Raw record: evidence/logs/E-I3-11-01-retest-baseline.txt.</w:t>
+      </w:r>
+    </w:p>
+    <w:p>
+      <w:pPr>
+        <w:pStyle w:val="3"/>
+      </w:pPr>
+      <w:r>
+        <w:t>E-I3-11-02 — Quiz and battle defect retest</w:t>
+      </w:r>
+    </w:p>
+    <w:p>
+      <w:pPr>
+        <w:pStyle w:val="23"/>
+      </w:pPr>
+      <w:r>
+        <w:t>Quiz scan passed with zero cross-difficulty duplicates across 6,840 questions and 152 species; DEF-I3-001 closed.</w:t>
+      </w:r>
+    </w:p>
+    <w:p>
+      <w:pPr>
+        <w:pStyle w:val="23"/>
+      </w:pPr>
+      <w:r>
+        <w:t>The two previously failing shield-sensitive battle tests still failed; DEF-I3-002 remains open.</w:t>
+      </w:r>
+    </w:p>
+    <w:p>
+      <w:pPr>
+        <w:pStyle w:val="23"/>
+      </w:pPr>
+      <w:r>
+        <w:t>Raw record: evidence/logs/E-I3-11-02-quiz-battle-retest.txt.</w:t>
+      </w:r>
+    </w:p>
+    <w:p>
+      <w:pPr>
+        <w:pStyle w:val="3"/>
+      </w:pPr>
+      <w:r>
+        <w:t>E-I3-11-03 — Dependency defect retest</w:t>
+      </w:r>
+    </w:p>
+    <w:p>
+      <w:pPr>
+        <w:pStyle w:val="23"/>
+      </w:pPr>
+      <w:r>
+        <w:t>npm ci completed; npm audit reported 30 vulnerabilities: 0 critical, 18 high and 12 moderate.</w:t>
+      </w:r>
+    </w:p>
+    <w:p>
+      <w:pPr>
+        <w:pStyle w:val="23"/>
+      </w:pPr>
+      <w:r>
+        <w:t>DEF-I3-007 remains open because the release gate prohibits unresolved high findings.</w:t>
+      </w:r>
+    </w:p>
+    <w:p>
+      <w:pPr>
+        <w:pStyle w:val="23"/>
+      </w:pPr>
+      <w:r>
+        <w:t>Raw record: evidence/logs/E-I3-11-03-dependency-retest.txt.</w:t>
+      </w:r>
+    </w:p>
+    <w:p>
+      <w:pPr>
+        <w:pStyle w:val="3"/>
+      </w:pPr>
+      <w:r>
+        <w:t>E-I3-11-04 — AI acceptance defect retest</w:t>
+      </w:r>
+    </w:p>
+    <w:p>
+      <w:pPr>
+        <w:pStyle w:val="23"/>
+      </w:pPr>
+      <w:r>
+        <w:t>Four focused engine tests passed, but the acceptance-specific probe showed no state-key or score change after removing child Energy and abilities.</w:t>
+      </w:r>
+    </w:p>
+    <w:p>
+      <w:pPr>
+        <w:pStyle w:val="23"/>
+      </w:pPr>
+      <w:r>
+        <w:t>Evaluation still starts at full HP and 5 Energy, and no retained outlier/release-review artefact exists; DEF-I3-003 through DEF-I3-006 remain open.</w:t>
+      </w:r>
+    </w:p>
+    <w:p>
+      <w:pPr>
+        <w:pStyle w:val="23"/>
+      </w:pPr>
+      <w:r>
+        <w:t>Raw record: evidence/logs/E-I3-11-04-ai-retest.txt.</w:t>
+      </w:r>
+    </w:p>
+    <w:p>
+      <w:pPr>
         <w:pStyle w:val="2"/>
       </w:pPr>
       <w:r>
@@ -276,7 +396,7 @@
         <w:pStyle w:val="23"/>
       </w:pPr>
       <w:r>
-        <w:t>All 96 plan items were executed; the traceability matrix records 90 Pass, 6 Fail and 0 Not Run.</w:t>
+        <w:t>Cumulative traceability status is 91 Pass and 5 Fail. The 11 October cycle was a gated defect retest; full regression was not triggered because six defects remained open.</w:t>
       </w:r>
     </w:p>
     <w:sectPr>

--- a/test/Iteration 3/06_Evidence_Register.docx
+++ b/test/Iteration 3/06_Evidence_Register.docx
@@ -12,7 +12,7 @@
     </w:p>
     <w:p>
       <w:r>
-        <w:t>Evidence through the defect-retest baseline 4740c2f on 11 October 2026</w:t>
+        <w:t>Evidence through fix baseline 795cacd and full regression on 11 October 2026</w:t>
       </w:r>
     </w:p>
     <w:p>
@@ -361,6 +361,78 @@
     </w:p>
     <w:p>
       <w:pPr>
+        <w:pStyle w:val="3"/>
+      </w:pPr>
+      <w:r>
+        <w:t>E-I3-11-05 — Remediation and full regression</w:t>
+      </w:r>
+    </w:p>
+    <w:p>
+      <w:pPr>
+        <w:pStyle w:val="23"/>
+      </w:pPr>
+      <w:r>
+        <w:t>Fix commit 795cacd closed DEF-I3-002 through DEF-I3-006; the focused battle/AI suite passed 33/33.</w:t>
+      </w:r>
+    </w:p>
+    <w:p>
+      <w:pPr>
+        <w:pStyle w:val="23"/>
+      </w:pPr>
+      <w:r>
+        <w:t>Full backend regression passed 204/204; TypeScript, Expo web export, Expo Doctor 21/21 and the focused Iteration 3 contract passed.</w:t>
+      </w:r>
+    </w:p>
+    <w:p>
+      <w:pPr>
+        <w:pStyle w:val="23"/>
+      </w:pPr>
+      <w:r>
+        <w:t>AI evaluation completed 1,520 games per profile; simple-opponent AI win rate was 0.509 and the retained review recorded Ready with zero persistent card/habitat outliers.</w:t>
+      </w:r>
+    </w:p>
+    <w:p>
+      <w:pPr>
+        <w:pStyle w:val="23"/>
+      </w:pPr>
+      <w:r>
+        <w:t>Raw record: evidence/logs/E-I3-11-05-remediation-and-full-regression.txt; JUnit: evidence/backend-pytest-junit.xml.</w:t>
+      </w:r>
+    </w:p>
+    <w:p>
+      <w:pPr>
+        <w:pStyle w:val="3"/>
+      </w:pPr>
+      <w:r>
+        <w:t>E-I3-11-06 — Final dependency audit</w:t>
+      </w:r>
+    </w:p>
+    <w:p>
+      <w:pPr>
+        <w:pStyle w:val="23"/>
+      </w:pPr>
+      <w:r>
+        <w:t>npm audit reports 30 findings: 0 critical, 18 high and 12 moderate.</w:t>
+      </w:r>
+    </w:p>
+    <w:p>
+      <w:pPr>
+        <w:pStyle w:val="23"/>
+      </w:pPr>
+      <w:r>
+        <w:t>npm proposes incompatible major downgrades (including Expo 44 and React Native 0.72) while Expo Doctor passes the supported current stack 21/21; DEF-I3-007 remains open.</w:t>
+      </w:r>
+    </w:p>
+    <w:p>
+      <w:pPr>
+        <w:pStyle w:val="23"/>
+      </w:pPr>
+      <w:r>
+        <w:t>Raw record: evidence/logs/E-I3-11-06-final-dependency-audit.txt.</w:t>
+      </w:r>
+    </w:p>
+    <w:p>
+      <w:pPr>
         <w:pStyle w:val="2"/>
       </w:pPr>
       <w:r>
@@ -396,7 +468,7 @@
         <w:pStyle w:val="23"/>
       </w:pPr>
       <w:r>
-        <w:t>Cumulative traceability status is 91 Pass and 5 Fail. The 11 October cycle was a gated defect retest; full regression was not triggered because six defects remained open.</w:t>
+        <w:t>Final traceability status is 96 Pass, 0 Fail and 0 Not Run. Full regression completed; DEF-I3-007 remains an external release-quality blocker outside the acceptance-row count.</w:t>
       </w:r>
     </w:p>
     <w:sectPr>

--- a/test/Iteration 3/06_Evidence_Register.docx
+++ b/test/Iteration 3/06_Evidence_Register.docx
@@ -164,30 +164,6 @@
         <w:pStyle w:val="3"/>
       </w:pPr>
       <w:r>
-        <w:t>E-I3-10-06 — Dependency audit</w:t>
-      </w:r>
-    </w:p>
-    <w:p>
-      <w:pPr>
-        <w:pStyle w:val="23"/>
-      </w:pPr>
-      <w:r>
-        <w:t>npm audit found 48 vulnerabilities: 1 critical, 31 high and 16 moderate; see DEF-I3-007.</w:t>
-      </w:r>
-    </w:p>
-    <w:p>
-      <w:pPr>
-        <w:pStyle w:val="23"/>
-      </w:pPr>
-      <w:r>
-        <w:t>Raw record: evidence/logs/E-I3-10-06-npm-audit.txt.</w:t>
-      </w:r>
-    </w:p>
-    <w:p>
-      <w:pPr>
-        <w:pStyle w:val="3"/>
-      </w:pPr>
-      <w:r>
         <w:t>E-I3-10-07 — AI acceptance review</w:t>
       </w:r>
     </w:p>
@@ -300,38 +276,6 @@
         <w:pStyle w:val="3"/>
       </w:pPr>
       <w:r>
-        <w:t>E-I3-11-03 — Dependency defect retest</w:t>
-      </w:r>
-    </w:p>
-    <w:p>
-      <w:pPr>
-        <w:pStyle w:val="23"/>
-      </w:pPr>
-      <w:r>
-        <w:t>npm ci completed; npm audit reported 30 vulnerabilities: 0 critical, 18 high and 12 moderate.</w:t>
-      </w:r>
-    </w:p>
-    <w:p>
-      <w:pPr>
-        <w:pStyle w:val="23"/>
-      </w:pPr>
-      <w:r>
-        <w:t>DEF-I3-007 remains open because the release gate prohibits unresolved high findings.</w:t>
-      </w:r>
-    </w:p>
-    <w:p>
-      <w:pPr>
-        <w:pStyle w:val="23"/>
-      </w:pPr>
-      <w:r>
-        <w:t>Raw record: evidence/logs/E-I3-11-03-dependency-retest.txt.</w:t>
-      </w:r>
-    </w:p>
-    <w:p>
-      <w:pPr>
-        <w:pStyle w:val="3"/>
-      </w:pPr>
-      <w:r>
         <w:t>E-I3-11-04 — AI acceptance defect retest</w:t>
       </w:r>
     </w:p>
@@ -401,38 +345,6 @@
     </w:p>
     <w:p>
       <w:pPr>
-        <w:pStyle w:val="3"/>
-      </w:pPr>
-      <w:r>
-        <w:t>E-I3-11-06 — Final dependency audit</w:t>
-      </w:r>
-    </w:p>
-    <w:p>
-      <w:pPr>
-        <w:pStyle w:val="23"/>
-      </w:pPr>
-      <w:r>
-        <w:t>npm audit reports 30 findings: 0 critical, 18 high and 12 moderate.</w:t>
-      </w:r>
-    </w:p>
-    <w:p>
-      <w:pPr>
-        <w:pStyle w:val="23"/>
-      </w:pPr>
-      <w:r>
-        <w:t>npm proposes incompatible major downgrades (including Expo 44 and React Native 0.72) while Expo Doctor passes the supported current stack 21/21; DEF-I3-007 remains open.</w:t>
-      </w:r>
-    </w:p>
-    <w:p>
-      <w:pPr>
-        <w:pStyle w:val="23"/>
-      </w:pPr>
-      <w:r>
-        <w:t>Raw record: evidence/logs/E-I3-11-06-final-dependency-audit.txt.</w:t>
-      </w:r>
-    </w:p>
-    <w:p>
-      <w:pPr>
         <w:pStyle w:val="2"/>
       </w:pPr>
       <w:r>
@@ -468,7 +380,7 @@
         <w:pStyle w:val="23"/>
       </w:pPr>
       <w:r>
-        <w:t>Final traceability status is 96 Pass, 0 Fail and 0 Not Run. Full regression completed; DEF-I3-007 remains an external release-quality blocker outside the acceptance-row count.</w:t>
+        <w:t>Final traceability status is 96 Pass, 0 Fail and 0 Not Run. Full regression completed and all six recorded defects are closed.</w:t>
       </w:r>
     </w:p>
     <w:sectPr>
